--- a/backend/services/generated_labour.docx
+++ b/backend/services/generated_labour.docx
@@ -45,7 +45,7 @@
         </w:rPr>
       </w:pPr>
       <w:r>
-        <w:t>Subject: Complaint regarding Unpaid Salary</w:t>
+        <w:t>Subject: Complaint regarding unpaid salary</w:t>
       </w:r>
     </w:p>
     <w:p>
@@ -89,7 +89,7 @@
         </w:rPr>
       </w:pPr>
       <w:r>
-        <w:t>I, Sayeed, would like to bring to your notice that My employer has not paid my salary for 2 months.</w:t>
+        <w:t>I, sayeed, would like to bring to your notice that my empoyer did not pay the salary.</w:t>
       </w:r>
     </w:p>
     <w:p>
@@ -111,7 +111,7 @@
         </w:rPr>
       </w:pPr>
       <w:r>
-        <w:t>Despite repeated requests, ABC Company has not resolved the issue.</w:t>
+        <w:t>Despite repeated requests, employer has not resolved the issue.</w:t>
       </w:r>
     </w:p>
     <w:p>
@@ -177,7 +177,7 @@
         </w:rPr>
       </w:pPr>
       <w:r>
-        <w:t>Sayeed</w:t>
+        <w:t>sayeed</w:t>
       </w:r>
     </w:p>
     <w:sectPr>
